--- a/zhs/docx/036.content.docx
+++ b/zhs/docx/036.content.docx
@@ -19,7 +19,7 @@
         <w:rPr>
           <w:lang w:val="zh_CN" w:bidi="zh_CN"/>
         </w:rPr>
-        <w:t>Resource: 关键词 (SRV)</w:t>
+        <w:t>Resource: Familiarization, Internalization, Articulation (Fia) Terms</w:t>
       </w:r>
       <w:r>
         <w:rPr>
@@ -39,42 +39,61 @@
           <w:b/>
           <w:lang w:val="zh_CN" w:bidi="zh_CN"/>
         </w:rPr>
-        <w:t>Familiarization, Internalization, Articulation (FIA) Key Terms</w:t>
-      </w:r>
-      <w:r>
-        <w:rPr>
-          <w:lang w:val="zh_CN" w:bidi="zh_CN"/>
-        </w:rPr>
-        <w:t xml:space="preserve"> © 2023 SRV Partners Released under CC BY-SA 4.0 license. </w:t>
-      </w:r>
-      <w:r>
-        <w:rPr>
-          <w:lang w:val="zh_CN" w:bidi="zh_CN"/>
-        </w:rPr>
-        <w:t>Familiarization, Internalization, Articulation (FIA) Key Terms</w:t>
-      </w:r>
-      <w:r>
-        <w:rPr>
-          <w:lang w:val="zh_CN" w:bidi="zh_CN"/>
-        </w:rPr>
-        <w:t xml:space="preserve"> has been adapted in the following languages Tok Pisin, عربي, Français, हिंदी, Bahasa Indonesia, Português, Русский, Español, Kiswahili, 简体中文 from </w:t>
-      </w:r>
-      <w:r>
-        <w:rPr>
-          <w:lang w:val="zh_CN" w:bidi="zh_CN"/>
-        </w:rPr>
-        <w:t>Familiarization, Internalization, Articulation (FIA)</w:t>
-      </w:r>
-      <w:r>
-        <w:rPr>
-          <w:lang w:val="zh_CN" w:bidi="zh_CN"/>
-        </w:rPr>
-        <w:t xml:space="preserve"> © 2023 SRV Partners. Released under CC BY-SA 4.0 license by Mission Mutual</w:t>
-      </w:r>
-      <w:r>
-        <w:rPr>
-          <w:lang w:val="zh_CN" w:bidi="zh_CN"/>
-        </w:rPr>
+        <w:t>Familiarization, Internalization, Articulation (Fia) Terms</w:t>
+      </w:r>
+      <w:r>
+        <w:rPr>
+          <w:lang w:val="zh_CN" w:bidi="zh_CN"/>
+        </w:rPr>
+        <w:t xml:space="preserve"> (Chinese (Simplified)) is based on: </w:t>
+      </w:r>
+      <w:r>
+        <w:rPr>
+          <w:lang w:val="zh_CN" w:bidi="zh_CN"/>
+        </w:rPr>
+        <w:t>Familiarization, Internalization, Articulation (Fia) Terms</w:t>
+      </w:r>
+      <w:r>
+        <w:rPr>
+          <w:lang w:val="zh_CN" w:bidi="zh_CN"/>
+        </w:rPr>
+        <w:t xml:space="preserve">, </w:t>
+      </w:r>
+      <w:hyperlink r:id="rId13">
+        <w:r>
+          <w:rPr>
+            <w:lang w:val="zh_CN" w:bidi="zh_CN"/>
+          </w:rPr>
+          <w:rPr>
+            <w:color w:val="0000EE"/>
+            <w:u w:val="single"/>
+          </w:rPr>
+          <w:t>SRV Partners</w:t>
+        </w:r>
+      </w:hyperlink>
+      <w:r>
+        <w:rPr>
+          <w:lang w:val="zh_CN" w:bidi="zh_CN"/>
+        </w:rPr>
+        <w:t xml:space="preserve">, 2023, which is licensed under a </w:t>
+      </w:r>
+      <w:hyperlink r:id="rId14">
+        <w:r>
+          <w:rPr>
+            <w:lang w:val="zh_CN" w:bidi="zh_CN"/>
+          </w:rPr>
+          <w:rPr>
+            <w:color w:val="0000EE"/>
+            <w:u w:val="single"/>
+          </w:rPr>
+          <w:t>CC BY-SA 4.0 license</w:t>
+        </w:r>
+      </w:hyperlink>
+      <w:r>
+        <w:rPr>
+          <w:lang w:val="zh_CN" w:bidi="zh_CN"/>
+        </w:rPr>
+        <w:t>.</w:t>
       </w:r>
       <w:r>
         <w:rPr>
@@ -83,6 +102,30 @@
       </w:r>
     </w:p>
     <w:p>
+      <w:pPr/>
+      <w:r>
+        <w:rPr>
+          <w:lang w:val="zh_CN" w:bidi="zh_CN"/>
+        </w:rPr>
+      </w:r>
+      <w:r>
+        <w:rPr>
+          <w:lang w:val="zh_CN" w:bidi="zh_CN"/>
+        </w:rPr>
+        <w:t>This PDF version is provided under the same license.</w:t>
+      </w:r>
+      <w:r>
+        <w:rPr>
+          <w:lang w:val="zh_CN" w:bidi="zh_CN"/>
+        </w:rPr>
+      </w:r>
+      <w:r>
+        <w:rPr>
+          <w:lang w:val="zh_CN" w:bidi="zh_CN"/>
+        </w:rPr>
+      </w:r>
+    </w:p>
+    <w:p>
       <w:pPr>
         <w:pStyle w:val="Heading1"/>
       </w:pPr>
@@ -90,7 +133,7 @@
         <w:rPr>
           <w:lang w:val="zh_CN" w:bidi="zh_CN"/>
         </w:rPr>
-        <w:t>关键词 (SRV)</w:t>
+        <w:t>Familiarization, Internalization, Articulation (Fia) Terms</w:t>
       </w:r>
     </w:p>
     <w:p>
@@ -218,12 +261,18 @@
         </w:rPr>
         <w:t xml:space="preserve">是一块扁平的石头，周围有一个壁垒。 </w:t>
       </w:r>
-      <w:r>
-        <w:rPr>
-          <w:lang w:val="zh_CN" w:bidi="zh_CN"/>
-        </w:rPr>
-        <w:t>以色列人</w:t>
-      </w:r>
+      <w:hyperlink r:id="rId15">
+        <w:r>
+          <w:rPr>
+            <w:lang w:val="zh_CN" w:bidi="zh_CN"/>
+          </w:rPr>
+          <w:rPr>
+            <w:color w:val="0000EE"/>
+            <w:u w:val="single"/>
+          </w:rPr>
+          <w:t>以色列人</w:t>
+        </w:r>
+      </w:hyperlink>
       <w:r>
         <w:rPr>
           <w:lang w:val="zh_CN" w:bidi="zh_CN"/>
@@ -271,12 +320,23 @@
         <w:rPr>
           <w:lang w:val="zh_CN" w:bidi="zh_CN"/>
         </w:rPr>
-        <w:t>救恩</w:t>
-      </w:r>
-      <w:r>
-        <w:rPr>
-          <w:lang w:val="zh_CN" w:bidi="zh_CN"/>
-        </w:rPr>
+        <w:t>酒榨</w:t>
+      </w:r>
+      <w:r>
+        <w:rPr>
+          <w:lang w:val="zh_CN" w:bidi="zh_CN"/>
+        </w:rPr>
+      </w:r>
+    </w:p>
+    <w:p>
+      <w:pPr>
+        <w:pStyle w:val="Heading4"/>
+      </w:pPr>
+      <w:r>
+        <w:rPr>
+          <w:lang w:val="zh_CN" w:bidi="zh_CN"/>
+        </w:rPr>
+        <w:t>Audio Content</w:t>
       </w:r>
     </w:p>
     <w:p>
@@ -286,24 +346,33 @@
           <w:lang w:val="zh_CN" w:bidi="zh_CN"/>
         </w:rPr>
       </w:r>
-      <w:r>
-        <w:rPr>
-          <w:lang w:val="zh_CN" w:bidi="zh_CN"/>
-        </w:rPr>
-        <w:t>如果你</w:t>
-      </w:r>
-      <w:r>
-        <w:rPr>
-          <w:b/>
-          <w:lang w:val="zh_CN" w:bidi="zh_CN"/>
-        </w:rPr>
-        <w:t>救</w:t>
-      </w:r>
-      <w:r>
-        <w:rPr>
-          <w:lang w:val="zh_CN" w:bidi="zh_CN"/>
-        </w:rPr>
-        <w:t>某人，就是把那人从一个困难或危险的处境中解救出来。</w:t>
+      <w:hyperlink r:id="rId16">
+        <w:r>
+          <w:rPr>
+            <w:lang w:val="zh_CN" w:bidi="zh_CN"/>
+          </w:rPr>
+          <w:rPr>
+            <w:color w:val="0000EE"/>
+            <w:u w:val="single"/>
+          </w:rPr>
+          <w:t>mp3 file</w:t>
+        </w:r>
+      </w:hyperlink>
+      <w:r>
+        <w:rPr>
+          <w:lang w:val="zh_CN" w:bidi="zh_CN"/>
+        </w:rPr>
+        <w:t xml:space="preserve"> (None KB)</w:t>
+      </w:r>
+      <w:r>
+        <w:rPr>
+          <w:lang w:val="zh_CN" w:bidi="zh_CN"/>
+        </w:rPr>
+      </w:r>
+      <w:r>
+        <w:rPr>
+          <w:lang w:val="zh_CN" w:bidi="zh_CN"/>
+        </w:rPr>
       </w:r>
     </w:p>
     <w:p>
@@ -313,23 +382,21 @@
           <w:lang w:val="zh_CN" w:bidi="zh_CN"/>
         </w:rPr>
       </w:r>
-      <w:r>
-        <w:rPr>
-          <w:lang w:val="zh_CN" w:bidi="zh_CN"/>
-        </w:rPr>
-        <w:t>每当</w:t>
-      </w:r>
-      <w:r>
-        <w:rPr>
-          <w:lang w:val="zh_CN" w:bidi="zh_CN"/>
-        </w:rPr>
-        <w:t>以色列人</w:t>
-      </w:r>
-      <w:r>
-        <w:rPr>
-          <w:lang w:val="zh_CN" w:bidi="zh_CN"/>
-        </w:rPr>
-        <w:t>陷入绝望的境地时，例如当一些仇敌攻击他们时，他们就会呼求神拯救他们。 他们希望神帮助他们并保护他们。 如果神不拯救这些子民，他们就会死。</w:t>
+    </w:p>
+    <w:p>
+      <w:pPr>
+        <w:pStyle w:val="Heading2"/>
+      </w:pPr>
+      <w:r>
+        <w:rPr>
+          <w:lang w:val="zh_CN" w:bidi="zh_CN"/>
+        </w:rPr>
+        <w:t>救恩</w:t>
+      </w:r>
+      <w:r>
+        <w:rPr>
+          <w:lang w:val="zh_CN" w:bidi="zh_CN"/>
+        </w:rPr>
       </w:r>
     </w:p>
     <w:p>
@@ -343,43 +410,20 @@
         <w:rPr>
           <w:lang w:val="zh_CN" w:bidi="zh_CN"/>
         </w:rPr>
-        <w:t>在新约中，我们学到所有的人都处于绝望的境地，需要神来拯救他们。 神的确拯救了我们。 神拯救我们，因为祂非常爱我们。 神透过差遣祂的儿子耶稣到世界上来拯救了我们。 任何信耶稣的人都会得救。 因此，圣经说耶稣是我们的</w:t>
-      </w:r>
-      <w:r>
-        <w:rPr>
-          <w:lang w:val="zh_CN" w:bidi="zh_CN"/>
-        </w:rPr>
-        <w:t>救主</w:t>
-      </w:r>
-      <w:r>
-        <w:rPr>
-          <w:lang w:val="zh_CN" w:bidi="zh_CN"/>
-        </w:rPr>
-        <w:t>。 我们无法救自己。 我们都需要神来拯救我们。 另一种说法是，我们都需要救恩。 神是唯一能赐给人救恩的那一位。 神拯救人，所以我们不再需要害怕。 我们不必再感到羞耻。 我们现在就可以与神建立良好的</w:t>
-      </w:r>
-      <w:r>
-        <w:rPr>
-          <w:lang w:val="zh_CN" w:bidi="zh_CN"/>
-        </w:rPr>
-        <w:t>关系</w:t>
-      </w:r>
-      <w:r>
-        <w:rPr>
-          <w:lang w:val="zh_CN" w:bidi="zh_CN"/>
-        </w:rPr>
-        <w:t>，我们可以相信，即使死后，我们也将</w:t>
-      </w:r>
-      <w:r>
-        <w:rPr>
-          <w:lang w:val="zh_CN" w:bidi="zh_CN"/>
-        </w:rPr>
-        <w:t>永远</w:t>
-      </w:r>
-      <w:r>
-        <w:rPr>
-          <w:lang w:val="zh_CN" w:bidi="zh_CN"/>
-        </w:rPr>
-        <w:t>与神同住。</w:t>
+        <w:t>如果你</w:t>
+      </w:r>
+      <w:r>
+        <w:rPr>
+          <w:b/>
+          <w:lang w:val="zh_CN" w:bidi="zh_CN"/>
+        </w:rPr>
+        <w:t>救</w:t>
+      </w:r>
+      <w:r>
+        <w:rPr>
+          <w:lang w:val="zh_CN" w:bidi="zh_CN"/>
+        </w:rPr>
+        <w:t>某人，就是把那人从一个困难或危险的处境中解救出来。</w:t>
       </w:r>
     </w:p>
     <w:p>
@@ -391,10 +435,27 @@
       </w:r>
       <w:r>
         <w:rPr>
-          <w:b/>
-          <w:lang w:val="zh_CN" w:bidi="zh_CN"/>
-        </w:rPr>
-        <w:t>翻译"救恩"或"拯救"时，请注意以下事项：</w:t>
+          <w:lang w:val="zh_CN" w:bidi="zh_CN"/>
+        </w:rPr>
+        <w:t>每当</w:t>
+      </w:r>
+      <w:hyperlink r:id="rId17">
+        <w:r>
+          <w:rPr>
+            <w:lang w:val="zh_CN" w:bidi="zh_CN"/>
+          </w:rPr>
+          <w:rPr>
+            <w:color w:val="0000EE"/>
+            <w:u w:val="single"/>
+          </w:rPr>
+          <w:t>以色列人</w:t>
+        </w:r>
+      </w:hyperlink>
+      <w:r>
+        <w:rPr>
+          <w:lang w:val="zh_CN" w:bidi="zh_CN"/>
+        </w:rPr>
+        <w:t>陷入绝望的境地时，例如当一些仇敌攻击他们时，他们就会呼求神拯救他们。 他们希望神帮助他们并保护他们。 如果神不拯救这些子民，他们就会死。</w:t>
       </w:r>
     </w:p>
     <w:p>
@@ -408,6 +469,89 @@
         <w:rPr>
           <w:lang w:val="zh_CN" w:bidi="zh_CN"/>
         </w:rPr>
+        <w:t>在新约中，我们学到所有的人都处于绝望的境地，需要神来拯救他们。 神的确拯救了我们。 神拯救我们，因为祂非常爱我们。 神透过差遣祂的儿子耶稣到世界上来拯救了我们。 任何信耶稣的人都会得救。 因此，圣经说耶稣是我们的</w:t>
+      </w:r>
+      <w:hyperlink r:id="rId18">
+        <w:r>
+          <w:rPr>
+            <w:lang w:val="zh_CN" w:bidi="zh_CN"/>
+          </w:rPr>
+          <w:rPr>
+            <w:color w:val="0000EE"/>
+            <w:u w:val="single"/>
+          </w:rPr>
+          <w:t>救主</w:t>
+        </w:r>
+      </w:hyperlink>
+      <w:r>
+        <w:rPr>
+          <w:lang w:val="zh_CN" w:bidi="zh_CN"/>
+        </w:rPr>
+        <w:t>。 我们无法救自己。 我们都需要神来拯救我们。 另一种说法是，我们都需要救恩。 神是唯一能赐给人救恩的那一位。 神拯救人，所以我们不再需要害怕。 我们不必再感到羞耻。 我们现在就可以与神建立良好的</w:t>
+      </w:r>
+      <w:hyperlink r:id="rId19">
+        <w:r>
+          <w:rPr>
+            <w:lang w:val="zh_CN" w:bidi="zh_CN"/>
+          </w:rPr>
+          <w:rPr>
+            <w:color w:val="0000EE"/>
+            <w:u w:val="single"/>
+          </w:rPr>
+          <w:t>关系</w:t>
+        </w:r>
+      </w:hyperlink>
+      <w:r>
+        <w:rPr>
+          <w:lang w:val="zh_CN" w:bidi="zh_CN"/>
+        </w:rPr>
+        <w:t>，我们可以相信，即使死后，我们也将</w:t>
+      </w:r>
+      <w:hyperlink r:id="rId20">
+        <w:r>
+          <w:rPr>
+            <w:lang w:val="zh_CN" w:bidi="zh_CN"/>
+          </w:rPr>
+          <w:rPr>
+            <w:color w:val="0000EE"/>
+            <w:u w:val="single"/>
+          </w:rPr>
+          <w:t>永远</w:t>
+        </w:r>
+      </w:hyperlink>
+      <w:r>
+        <w:rPr>
+          <w:lang w:val="zh_CN" w:bidi="zh_CN"/>
+        </w:rPr>
+        <w:t>与神同住。</w:t>
+      </w:r>
+    </w:p>
+    <w:p>
+      <w:pPr/>
+      <w:r>
+        <w:rPr>
+          <w:lang w:val="zh_CN" w:bidi="zh_CN"/>
+        </w:rPr>
+      </w:r>
+      <w:r>
+        <w:rPr>
+          <w:b/>
+          <w:lang w:val="zh_CN" w:bidi="zh_CN"/>
+        </w:rPr>
+        <w:t>翻译"救恩"或"拯救"时，请注意以下事项：</w:t>
+      </w:r>
+    </w:p>
+    <w:p>
+      <w:pPr/>
+      <w:r>
+        <w:rPr>
+          <w:lang w:val="zh_CN" w:bidi="zh_CN"/>
+        </w:rPr>
+      </w:r>
+      <w:r>
+        <w:rPr>
+          <w:lang w:val="zh_CN" w:bidi="zh_CN"/>
+        </w:rPr>
         <w:t>在某些语言中，你可能每次都要说明人们需要</w:t>
       </w:r>
       <w:r>
@@ -422,6 +566,77 @@
           <w:lang w:val="zh_CN" w:bidi="zh_CN"/>
         </w:rPr>
         <w:t>被拯救出来。 例如，你可能需要说神拯救人脱离死亡，或刑罚。 或者你可能需要说，一个人求神拯救他脱离危险，或死亡。 你可能需要在不同的经文中有不同的说明。</w:t>
+      </w:r>
+      <w:r>
+        <w:rPr>
+          <w:lang w:val="zh_CN" w:bidi="zh_CN"/>
+        </w:rPr>
+      </w:r>
+      <w:r>
+        <w:rPr>
+          <w:lang w:val="zh_CN" w:bidi="zh_CN"/>
+        </w:rPr>
+      </w:r>
+    </w:p>
+    <w:p>
+      <w:pPr/>
+      <w:r>
+        <w:rPr>
+          <w:lang w:val="zh_CN" w:bidi="zh_CN"/>
+        </w:rPr>
+      </w:r>
+    </w:p>
+    <w:p>
+      <w:pPr>
+        <w:pStyle w:val="Heading2"/>
+      </w:pPr>
+      <w:r>
+        <w:rPr>
+          <w:lang w:val="zh_CN" w:bidi="zh_CN"/>
+        </w:rPr>
+        <w:t>救恩</w:t>
+      </w:r>
+      <w:r>
+        <w:rPr>
+          <w:lang w:val="zh_CN" w:bidi="zh_CN"/>
+        </w:rPr>
+      </w:r>
+    </w:p>
+    <w:p>
+      <w:pPr>
+        <w:pStyle w:val="Heading4"/>
+      </w:pPr>
+      <w:r>
+        <w:rPr>
+          <w:lang w:val="zh_CN" w:bidi="zh_CN"/>
+        </w:rPr>
+        <w:t>Audio Content</w:t>
+      </w:r>
+    </w:p>
+    <w:p>
+      <w:pPr/>
+      <w:r>
+        <w:rPr>
+          <w:lang w:val="zh_CN" w:bidi="zh_CN"/>
+        </w:rPr>
+      </w:r>
+      <w:hyperlink r:id="rId16">
+        <w:r>
+          <w:rPr>
+            <w:lang w:val="zh_CN" w:bidi="zh_CN"/>
+          </w:rPr>
+          <w:rPr>
+            <w:color w:val="0000EE"/>
+            <w:u w:val="single"/>
+          </w:rPr>
+          <w:t>mp3 file</w:t>
+        </w:r>
+      </w:hyperlink>
+      <w:r>
+        <w:rPr>
+          <w:lang w:val="zh_CN" w:bidi="zh_CN"/>
+        </w:rPr>
+        <w:t xml:space="preserve"> (None KB)</w:t>
       </w:r>
       <w:r>
         <w:rPr>

--- a/zhs/docx/036.content.docx
+++ b/zhs/docx/036.content.docx
@@ -39,80 +39,37 @@
           <w:b/>
           <w:lang w:val="zh_CN" w:bidi="zh_CN"/>
         </w:rPr>
-        <w:t>Familiarization, Internalization, Articulation (Fia) Terms</w:t>
-      </w:r>
-      <w:r>
-        <w:rPr>
-          <w:lang w:val="zh_CN" w:bidi="zh_CN"/>
-        </w:rPr>
-        <w:t xml:space="preserve"> (Chinese (Simplified)) is based on: </w:t>
-      </w:r>
-      <w:r>
-        <w:rPr>
-          <w:lang w:val="zh_CN" w:bidi="zh_CN"/>
-        </w:rPr>
-        <w:t>Familiarization, Internalization, Articulation (Fia) Terms</w:t>
-      </w:r>
-      <w:r>
-        <w:rPr>
-          <w:lang w:val="zh_CN" w:bidi="zh_CN"/>
-        </w:rPr>
-        <w:t xml:space="preserve">, </w:t>
-      </w:r>
-      <w:hyperlink r:id="rId13">
-        <w:r>
-          <w:rPr>
-            <w:lang w:val="zh_CN" w:bidi="zh_CN"/>
-          </w:rPr>
-          <w:rPr>
-            <w:color w:val="0000EE"/>
-            <w:u w:val="single"/>
-          </w:rPr>
-          <w:t>SRV Partners</w:t>
-        </w:r>
-      </w:hyperlink>
-      <w:r>
-        <w:rPr>
-          <w:lang w:val="zh_CN" w:bidi="zh_CN"/>
-        </w:rPr>
-        <w:t xml:space="preserve">, 2023, which is licensed under a </w:t>
-      </w:r>
-      <w:hyperlink r:id="rId14">
-        <w:r>
-          <w:rPr>
-            <w:lang w:val="zh_CN" w:bidi="zh_CN"/>
-          </w:rPr>
-          <w:rPr>
-            <w:color w:val="0000EE"/>
-            <w:u w:val="single"/>
-          </w:rPr>
-          <w:t>CC BY-SA 4.0 license</w:t>
-        </w:r>
-      </w:hyperlink>
-      <w:r>
-        <w:rPr>
-          <w:lang w:val="zh_CN" w:bidi="zh_CN"/>
-        </w:rPr>
-        <w:t>.</w:t>
-      </w:r>
-      <w:r>
-        <w:rPr>
-          <w:lang w:val="zh_CN" w:bidi="zh_CN"/>
-        </w:rPr>
-      </w:r>
-    </w:p>
-    <w:p>
-      <w:pPr/>
-      <w:r>
-        <w:rPr>
-          <w:lang w:val="zh_CN" w:bidi="zh_CN"/>
-        </w:rPr>
-      </w:r>
-      <w:r>
-        <w:rPr>
-          <w:lang w:val="zh_CN" w:bidi="zh_CN"/>
-        </w:rPr>
-        <w:t>This PDF version is provided under the same license.</w:t>
+        <w:t>Familiarization, Internalization, Articulation (FIA) Key Terms</w:t>
+      </w:r>
+      <w:r>
+        <w:rPr>
+          <w:lang w:val="zh_CN" w:bidi="zh_CN"/>
+        </w:rPr>
+        <w:t xml:space="preserve"> © 2023 SRV Partners Released under CC BY-SA 4.0 license. </w:t>
+      </w:r>
+      <w:r>
+        <w:rPr>
+          <w:lang w:val="zh_CN" w:bidi="zh_CN"/>
+        </w:rPr>
+        <w:t>Familiarization, Internalization, Articulation (FIA) Key Terms</w:t>
+      </w:r>
+      <w:r>
+        <w:rPr>
+          <w:lang w:val="zh_CN" w:bidi="zh_CN"/>
+        </w:rPr>
+        <w:t xml:space="preserve"> has been adapted in the following languages Tok Pisin, عربي, Français, हिंदी, Bahasa Indonesia, Português, Русский, Español, Kiswahili, 简体中文 from </w:t>
+      </w:r>
+      <w:r>
+        <w:rPr>
+          <w:lang w:val="zh_CN" w:bidi="zh_CN"/>
+        </w:rPr>
+        <w:t>Familiarization, Internalization, Articulation (FIA)</w:t>
+      </w:r>
+      <w:r>
+        <w:rPr>
+          <w:lang w:val="zh_CN" w:bidi="zh_CN"/>
+        </w:rPr>
+        <w:t xml:space="preserve"> © 2023 SRV Partners. Released under CC BY-SA 4.0 license by Mission Mutual</w:t>
       </w:r>
       <w:r>
         <w:rPr>
@@ -261,6 +218,184 @@
         </w:rPr>
         <w:t xml:space="preserve">是一块扁平的石头，周围有一个壁垒。 </w:t>
       </w:r>
+      <w:hyperlink r:id="rId13">
+        <w:r>
+          <w:rPr>
+            <w:lang w:val="zh_CN" w:bidi="zh_CN"/>
+          </w:rPr>
+          <w:rPr>
+            <w:color w:val="0000EE"/>
+            <w:u w:val="single"/>
+          </w:rPr>
+          <w:t>以色列人</w:t>
+        </w:r>
+      </w:hyperlink>
+      <w:r>
+        <w:rPr>
+          <w:lang w:val="zh_CN" w:bidi="zh_CN"/>
+        </w:rPr>
+        <w:t>用这个方法来把葡萄的汁液压出来。 葡萄是一种软的，多汁的水果。 人们把葡萄倒在这块石头上，然后他们用脚踩踏葡萄。 这会从葡萄中压出果汁。 果汁会流入一个叫做酒桶的容器中。 取出果汁的另一种方法是把一块沉重的石头在葡萄上滚动。</w:t>
+      </w:r>
+    </w:p>
+    <w:p>
+      <w:pPr/>
+      <w:r>
+        <w:rPr>
+          <w:lang w:val="zh_CN" w:bidi="zh_CN"/>
+        </w:rPr>
+      </w:r>
+      <w:r>
+        <w:rPr>
+          <w:lang w:val="zh_CN" w:bidi="zh_CN"/>
+        </w:rPr>
+        <w:t>你可以在圣经可视化词典中查看酒榨的图片。</w:t>
+      </w:r>
+      <w:r>
+        <w:rPr>
+          <w:lang w:val="zh_CN" w:bidi="zh_CN"/>
+        </w:rPr>
+      </w:r>
+      <w:r>
+        <w:rPr>
+          <w:lang w:val="zh_CN" w:bidi="zh_CN"/>
+        </w:rPr>
+      </w:r>
+    </w:p>
+    <w:p>
+      <w:pPr/>
+      <w:r>
+        <w:rPr>
+          <w:lang w:val="zh_CN" w:bidi="zh_CN"/>
+        </w:rPr>
+      </w:r>
+    </w:p>
+    <w:p>
+      <w:pPr>
+        <w:pStyle w:val="Heading2"/>
+      </w:pPr>
+      <w:r>
+        <w:rPr>
+          <w:lang w:val="zh_CN" w:bidi="zh_CN"/>
+        </w:rPr>
+        <w:t>酒榨</w:t>
+      </w:r>
+      <w:r>
+        <w:rPr>
+          <w:lang w:val="zh_CN" w:bidi="zh_CN"/>
+        </w:rPr>
+      </w:r>
+    </w:p>
+    <w:p>
+      <w:pPr>
+        <w:pStyle w:val="Heading4"/>
+      </w:pPr>
+      <w:r>
+        <w:rPr>
+          <w:lang w:val="zh_CN" w:bidi="zh_CN"/>
+        </w:rPr>
+        <w:t>Audio Content</w:t>
+      </w:r>
+    </w:p>
+    <w:p>
+      <w:pPr/>
+      <w:r>
+        <w:rPr>
+          <w:lang w:val="zh_CN" w:bidi="zh_CN"/>
+        </w:rPr>
+      </w:r>
+      <w:hyperlink r:id="rId14">
+        <w:r>
+          <w:rPr>
+            <w:lang w:val="zh_CN" w:bidi="zh_CN"/>
+          </w:rPr>
+          <w:rPr>
+            <w:color w:val="0000EE"/>
+            <w:u w:val="single"/>
+          </w:rPr>
+          <w:t>mp3 file</w:t>
+        </w:r>
+      </w:hyperlink>
+      <w:r>
+        <w:rPr>
+          <w:lang w:val="zh_CN" w:bidi="zh_CN"/>
+        </w:rPr>
+        <w:t xml:space="preserve"> (None KB)</w:t>
+      </w:r>
+      <w:r>
+        <w:rPr>
+          <w:lang w:val="zh_CN" w:bidi="zh_CN"/>
+        </w:rPr>
+      </w:r>
+      <w:r>
+        <w:rPr>
+          <w:lang w:val="zh_CN" w:bidi="zh_CN"/>
+        </w:rPr>
+      </w:r>
+    </w:p>
+    <w:p>
+      <w:pPr/>
+      <w:r>
+        <w:rPr>
+          <w:lang w:val="zh_CN" w:bidi="zh_CN"/>
+        </w:rPr>
+      </w:r>
+    </w:p>
+    <w:p>
+      <w:pPr>
+        <w:pStyle w:val="Heading2"/>
+      </w:pPr>
+      <w:r>
+        <w:rPr>
+          <w:lang w:val="zh_CN" w:bidi="zh_CN"/>
+        </w:rPr>
+        <w:t>救恩</w:t>
+      </w:r>
+      <w:r>
+        <w:rPr>
+          <w:lang w:val="zh_CN" w:bidi="zh_CN"/>
+        </w:rPr>
+      </w:r>
+    </w:p>
+    <w:p>
+      <w:pPr/>
+      <w:r>
+        <w:rPr>
+          <w:lang w:val="zh_CN" w:bidi="zh_CN"/>
+        </w:rPr>
+      </w:r>
+      <w:r>
+        <w:rPr>
+          <w:lang w:val="zh_CN" w:bidi="zh_CN"/>
+        </w:rPr>
+        <w:t>如果你</w:t>
+      </w:r>
+      <w:r>
+        <w:rPr>
+          <w:b/>
+          <w:lang w:val="zh_CN" w:bidi="zh_CN"/>
+        </w:rPr>
+        <w:t>救</w:t>
+      </w:r>
+      <w:r>
+        <w:rPr>
+          <w:lang w:val="zh_CN" w:bidi="zh_CN"/>
+        </w:rPr>
+        <w:t>某人，就是把那人从一个困难或危险的处境中解救出来。</w:t>
+      </w:r>
+    </w:p>
+    <w:p>
+      <w:pPr/>
+      <w:r>
+        <w:rPr>
+          <w:lang w:val="zh_CN" w:bidi="zh_CN"/>
+        </w:rPr>
+      </w:r>
+      <w:r>
+        <w:rPr>
+          <w:lang w:val="zh_CN" w:bidi="zh_CN"/>
+        </w:rPr>
+        <w:t>每当</w:t>
+      </w:r>
       <w:hyperlink r:id="rId15">
         <w:r>
           <w:rPr>
@@ -277,7 +412,7 @@
         <w:rPr>
           <w:lang w:val="zh_CN" w:bidi="zh_CN"/>
         </w:rPr>
-        <w:t>用这个方法来把葡萄的汁液压出来。 葡萄是一种软的，多汁的水果。 人们把葡萄倒在这块石头上，然后他们用脚踩踏葡萄。 这会从葡萄中压出果汁。 果汁会流入一个叫做酒桶的容器中。 取出果汁的另一种方法是把一块沉重的石头在葡萄上滚动。</w:t>
+        <w:t>陷入绝望的境地时，例如当一些仇敌攻击他们时，他们就会呼求神拯救他们。 他们希望神帮助他们并保护他们。 如果神不拯救这些子民，他们就会死。</w:t>
       </w:r>
     </w:p>
     <w:p>
@@ -291,187 +426,9 @@
         <w:rPr>
           <w:lang w:val="zh_CN" w:bidi="zh_CN"/>
         </w:rPr>
-        <w:t>你可以在圣经可视化词典中查看酒榨的图片。</w:t>
-      </w:r>
-      <w:r>
-        <w:rPr>
-          <w:lang w:val="zh_CN" w:bidi="zh_CN"/>
-        </w:rPr>
-      </w:r>
-      <w:r>
-        <w:rPr>
-          <w:lang w:val="zh_CN" w:bidi="zh_CN"/>
-        </w:rPr>
-      </w:r>
-    </w:p>
-    <w:p>
-      <w:pPr/>
-      <w:r>
-        <w:rPr>
-          <w:lang w:val="zh_CN" w:bidi="zh_CN"/>
-        </w:rPr>
-      </w:r>
-    </w:p>
-    <w:p>
-      <w:pPr>
-        <w:pStyle w:val="Heading2"/>
-      </w:pPr>
-      <w:r>
-        <w:rPr>
-          <w:lang w:val="zh_CN" w:bidi="zh_CN"/>
-        </w:rPr>
-        <w:t>酒榨</w:t>
-      </w:r>
-      <w:r>
-        <w:rPr>
-          <w:lang w:val="zh_CN" w:bidi="zh_CN"/>
-        </w:rPr>
-      </w:r>
-    </w:p>
-    <w:p>
-      <w:pPr>
-        <w:pStyle w:val="Heading4"/>
-      </w:pPr>
-      <w:r>
-        <w:rPr>
-          <w:lang w:val="zh_CN" w:bidi="zh_CN"/>
-        </w:rPr>
-        <w:t>Audio Content</w:t>
-      </w:r>
-    </w:p>
-    <w:p>
-      <w:pPr/>
-      <w:r>
-        <w:rPr>
-          <w:lang w:val="zh_CN" w:bidi="zh_CN"/>
-        </w:rPr>
+        <w:t>在新约中，我们学到所有的人都处于绝望的境地，需要神来拯救他们。 神的确拯救了我们。 神拯救我们，因为祂非常爱我们。 神透过差遣祂的儿子耶稣到世界上来拯救了我们。 任何信耶稣的人都会得救。 因此，圣经说耶稣是我们的</w:t>
       </w:r>
       <w:hyperlink r:id="rId16">
-        <w:r>
-          <w:rPr>
-            <w:lang w:val="zh_CN" w:bidi="zh_CN"/>
-          </w:rPr>
-          <w:rPr>
-            <w:color w:val="0000EE"/>
-            <w:u w:val="single"/>
-          </w:rPr>
-          <w:t>mp3 file</w:t>
-        </w:r>
-      </w:hyperlink>
-      <w:r>
-        <w:rPr>
-          <w:lang w:val="zh_CN" w:bidi="zh_CN"/>
-        </w:rPr>
-        <w:t xml:space="preserve"> (None KB)</w:t>
-      </w:r>
-      <w:r>
-        <w:rPr>
-          <w:lang w:val="zh_CN" w:bidi="zh_CN"/>
-        </w:rPr>
-      </w:r>
-      <w:r>
-        <w:rPr>
-          <w:lang w:val="zh_CN" w:bidi="zh_CN"/>
-        </w:rPr>
-      </w:r>
-    </w:p>
-    <w:p>
-      <w:pPr/>
-      <w:r>
-        <w:rPr>
-          <w:lang w:val="zh_CN" w:bidi="zh_CN"/>
-        </w:rPr>
-      </w:r>
-    </w:p>
-    <w:p>
-      <w:pPr>
-        <w:pStyle w:val="Heading2"/>
-      </w:pPr>
-      <w:r>
-        <w:rPr>
-          <w:lang w:val="zh_CN" w:bidi="zh_CN"/>
-        </w:rPr>
-        <w:t>救恩</w:t>
-      </w:r>
-      <w:r>
-        <w:rPr>
-          <w:lang w:val="zh_CN" w:bidi="zh_CN"/>
-        </w:rPr>
-      </w:r>
-    </w:p>
-    <w:p>
-      <w:pPr/>
-      <w:r>
-        <w:rPr>
-          <w:lang w:val="zh_CN" w:bidi="zh_CN"/>
-        </w:rPr>
-      </w:r>
-      <w:r>
-        <w:rPr>
-          <w:lang w:val="zh_CN" w:bidi="zh_CN"/>
-        </w:rPr>
-        <w:t>如果你</w:t>
-      </w:r>
-      <w:r>
-        <w:rPr>
-          <w:b/>
-          <w:lang w:val="zh_CN" w:bidi="zh_CN"/>
-        </w:rPr>
-        <w:t>救</w:t>
-      </w:r>
-      <w:r>
-        <w:rPr>
-          <w:lang w:val="zh_CN" w:bidi="zh_CN"/>
-        </w:rPr>
-        <w:t>某人，就是把那人从一个困难或危险的处境中解救出来。</w:t>
-      </w:r>
-    </w:p>
-    <w:p>
-      <w:pPr/>
-      <w:r>
-        <w:rPr>
-          <w:lang w:val="zh_CN" w:bidi="zh_CN"/>
-        </w:rPr>
-      </w:r>
-      <w:r>
-        <w:rPr>
-          <w:lang w:val="zh_CN" w:bidi="zh_CN"/>
-        </w:rPr>
-        <w:t>每当</w:t>
-      </w:r>
-      <w:hyperlink r:id="rId17">
-        <w:r>
-          <w:rPr>
-            <w:lang w:val="zh_CN" w:bidi="zh_CN"/>
-          </w:rPr>
-          <w:rPr>
-            <w:color w:val="0000EE"/>
-            <w:u w:val="single"/>
-          </w:rPr>
-          <w:t>以色列人</w:t>
-        </w:r>
-      </w:hyperlink>
-      <w:r>
-        <w:rPr>
-          <w:lang w:val="zh_CN" w:bidi="zh_CN"/>
-        </w:rPr>
-        <w:t>陷入绝望的境地时，例如当一些仇敌攻击他们时，他们就会呼求神拯救他们。 他们希望神帮助他们并保护他们。 如果神不拯救这些子民，他们就会死。</w:t>
-      </w:r>
-    </w:p>
-    <w:p>
-      <w:pPr/>
-      <w:r>
-        <w:rPr>
-          <w:lang w:val="zh_CN" w:bidi="zh_CN"/>
-        </w:rPr>
-      </w:r>
-      <w:r>
-        <w:rPr>
-          <w:lang w:val="zh_CN" w:bidi="zh_CN"/>
-        </w:rPr>
-        <w:t>在新约中，我们学到所有的人都处于绝望的境地，需要神来拯救他们。 神的确拯救了我们。 神拯救我们，因为祂非常爱我们。 神透过差遣祂的儿子耶稣到世界上来拯救了我们。 任何信耶稣的人都会得救。 因此，圣经说耶稣是我们的</w:t>
-      </w:r>
-      <w:hyperlink r:id="rId18">
         <w:r>
           <w:rPr>
             <w:lang w:val="zh_CN" w:bidi="zh_CN"/>
@@ -489,7 +446,7 @@
         </w:rPr>
         <w:t>。 我们无法救自己。 我们都需要神来拯救我们。 另一种说法是，我们都需要救恩。 神是唯一能赐给人救恩的那一位。 神拯救人，所以我们不再需要害怕。 我们不必再感到羞耻。 我们现在就可以与神建立良好的</w:t>
       </w:r>
-      <w:hyperlink r:id="rId19">
+      <w:hyperlink r:id="rId17">
         <w:r>
           <w:rPr>
             <w:lang w:val="zh_CN" w:bidi="zh_CN"/>
@@ -507,7 +464,7 @@
         </w:rPr>
         <w:t>，我们可以相信，即使死后，我们也将</w:t>
       </w:r>
-      <w:hyperlink r:id="rId20">
+      <w:hyperlink r:id="rId18">
         <w:r>
           <w:rPr>
             <w:lang w:val="zh_CN" w:bidi="zh_CN"/>
@@ -620,7 +577,7 @@
           <w:lang w:val="zh_CN" w:bidi="zh_CN"/>
         </w:rPr>
       </w:r>
-      <w:hyperlink r:id="rId16">
+      <w:hyperlink r:id="rId14">
         <w:r>
           <w:rPr>
             <w:lang w:val="zh_CN" w:bidi="zh_CN"/>

--- a/zhs/docx/036.content.docx
+++ b/zhs/docx/036.content.docx
@@ -45,7 +45,7 @@
         <w:rPr>
           <w:lang w:val="zh_CN" w:bidi="zh_CN"/>
         </w:rPr>
-        <w:t xml:space="preserve"> © 2023 SRV Partners Released under CC BY-SA 4.0 license. </w:t>
+        <w:t xml:space="preserve"> © 2025 Word Collective Released under CC BY-SA 4.0 license. </w:t>
       </w:r>
       <w:r>
         <w:rPr>
@@ -69,7 +69,7 @@
         <w:rPr>
           <w:lang w:val="zh_CN" w:bidi="zh_CN"/>
         </w:rPr>
-        <w:t xml:space="preserve"> © 2023 SRV Partners. Released under CC BY-SA 4.0 license by Mission Mutual</w:t>
+        <w:t xml:space="preserve"> © 2025 Word Collective. Released under CC BY-SA 4.0 license by Mission Mutual</w:t>
       </w:r>
       <w:r>
         <w:rPr>
